--- a/backend-exhibits/Sharefile to OneDrive Standard Included.docx
+++ b/backend-exhibits/Sharefile to OneDrive Standard Included.docx
@@ -39,14 +39,14 @@
               <w:ind w:left="52"/>
               <w:jc w:val="center"/>
               <w:rPr>
-                <w:rFonts w:ascii="Arial" w:hAnsi="Arial" w:cs="Arial"/>
+                <w:rFonts w:ascii="Arial" w:hAnsi="Arial" w:cs="Arial" w:eastAsia="Arial"/>
                 <w:sz w:val="21"/>
                 <w:szCs w:val="21"/>
               </w:rPr>
             </w:pPr>
             <w:r>
               <w:rPr>
-                <w:rFonts w:ascii="Arial" w:eastAsia="Arial" w:hAnsi="Arial" w:cs="Arial"/>
+                <w:rFonts w:ascii="Arial" w:hAnsi="Arial" w:cs="Arial" w:eastAsia="Arial"/>
                 <w:b/>
                 <w:sz w:val="21"/>
                 <w:szCs w:val="21"/>
@@ -55,7 +55,7 @@
             </w:r>
             <w:r>
               <w:rPr>
-                <w:rFonts w:ascii="Arial" w:eastAsia="Arial" w:hAnsi="Arial" w:cs="Arial"/>
+                <w:rFonts w:ascii="Arial" w:hAnsi="Arial" w:cs="Arial" w:eastAsia="Arial"/>
                 <w:b/>
                 <w:sz w:val="21"/>
                 <w:szCs w:val="21"/>
@@ -64,7 +64,7 @@
             </w:r>
             <w:r>
               <w:rPr>
-                <w:rFonts w:ascii="Arial" w:eastAsia="Arial" w:hAnsi="Arial" w:cs="Arial"/>
+                <w:rFonts w:ascii="Arial" w:hAnsi="Arial" w:cs="Arial" w:eastAsia="Arial"/>
                 <w:b/>
                 <w:sz w:val="21"/>
                 <w:szCs w:val="21"/>
@@ -73,7 +73,7 @@
             </w:r>
             <w:r>
               <w:rPr>
-                <w:rFonts w:ascii="Arial" w:eastAsia="Arial" w:hAnsi="Arial" w:cs="Arial"/>
+                <w:rFonts w:ascii="Arial" w:hAnsi="Arial" w:cs="Arial" w:eastAsia="Arial"/>
                 <w:b/>
                 <w:sz w:val="21"/>
                 <w:szCs w:val="21"/>
@@ -82,7 +82,7 @@
             </w:r>
             <w:r>
               <w:rPr>
-                <w:rFonts w:ascii="Arial" w:eastAsia="Arial" w:hAnsi="Arial" w:cs="Arial"/>
+                <w:rFonts w:ascii="Arial" w:hAnsi="Arial" w:cs="Arial" w:eastAsia="Arial"/>
                 <w:b/>
                 <w:sz w:val="21"/>
                 <w:szCs w:val="21"/>
@@ -91,7 +91,7 @@
             </w:r>
             <w:r>
               <w:rPr>
-                <w:rFonts w:ascii="Arial" w:eastAsia="Arial" w:hAnsi="Arial" w:cs="Arial"/>
+                <w:rFonts w:ascii="Arial" w:hAnsi="Arial" w:cs="Arial" w:eastAsia="Arial"/>
                 <w:b/>
                 <w:sz w:val="21"/>
                 <w:szCs w:val="21"/>
@@ -119,7 +119,7 @@
             <w:pPr>
               <w:ind w:left="3"/>
               <w:rPr>
-                <w:rFonts w:ascii="Arial" w:hAnsi="Arial" w:cs="Arial"/>
+                <w:rFonts w:ascii="Arial" w:hAnsi="Arial" w:cs="Arial" w:eastAsia="Arial"/>
                 <w:b/>
                 <w:bCs/>
                 <w:sz w:val="21"/>
@@ -128,7 +128,7 @@
             </w:pPr>
             <w:r>
               <w:rPr>
-                <w:rFonts w:ascii="Arial" w:hAnsi="Arial" w:cs="Arial"/>
+                <w:rFonts w:ascii="Arial" w:hAnsi="Arial" w:cs="Arial" w:eastAsia="Arial"/>
                 <w:b/>
                 <w:bCs/>
                 <w:sz w:val="21"/>
@@ -151,14 +151,14 @@
           <w:p>
             <w:pPr>
               <w:rPr>
-                <w:rFonts w:ascii="Arial" w:hAnsi="Arial" w:cs="Arial"/>
+                <w:rFonts w:ascii="Arial" w:hAnsi="Arial" w:cs="Arial" w:eastAsia="Arial"/>
                 <w:sz w:val="21"/>
                 <w:szCs w:val="21"/>
               </w:rPr>
             </w:pPr>
             <w:r>
               <w:rPr>
-                <w:rFonts w:ascii="Arial" w:hAnsi="Arial" w:cs="Arial"/>
+                <w:rFonts w:ascii="Arial" w:hAnsi="Arial" w:cs="Arial" w:eastAsia="Arial"/>
                 <w:sz w:val="21"/>
                 <w:szCs w:val="21"/>
               </w:rPr>
@@ -166,7 +166,7 @@
             </w:r>
             <w:r>
               <w:rPr>
-                <w:rFonts w:ascii="Arial" w:hAnsi="Arial" w:cs="Arial"/>
+                <w:rFonts w:ascii="Arial" w:hAnsi="Arial" w:cs="Arial" w:eastAsia="Arial"/>
                 <w:sz w:val="21"/>
                 <w:szCs w:val="21"/>
               </w:rPr>
@@ -193,7 +193,7 @@
             <w:pPr>
               <w:ind w:left="3"/>
               <w:rPr>
-                <w:rFonts w:ascii="Arial" w:hAnsi="Arial" w:cs="Arial"/>
+                <w:rFonts w:ascii="Arial" w:hAnsi="Arial" w:cs="Arial" w:eastAsia="Arial"/>
                 <w:b/>
                 <w:bCs/>
                 <w:sz w:val="21"/>
@@ -202,7 +202,7 @@
             </w:pPr>
             <w:r>
               <w:rPr>
-                <w:rFonts w:ascii="Arial" w:hAnsi="Arial" w:cs="Arial"/>
+                <w:rFonts w:ascii="Arial" w:hAnsi="Arial" w:cs="Arial" w:eastAsia="Arial"/>
                 <w:b/>
                 <w:bCs/>
                 <w:sz w:val="21"/>
@@ -225,14 +225,14 @@
           <w:p>
             <w:pPr>
               <w:rPr>
-                <w:rFonts w:ascii="Arial" w:hAnsi="Arial" w:cs="Arial"/>
+                <w:rFonts w:ascii="Arial" w:hAnsi="Arial" w:cs="Arial" w:eastAsia="Arial"/>
                 <w:sz w:val="21"/>
                 <w:szCs w:val="21"/>
               </w:rPr>
             </w:pPr>
             <w:r>
               <w:rPr>
-                <w:rFonts w:ascii="Arial" w:hAnsi="Arial" w:cs="Arial"/>
+                <w:rFonts w:ascii="Arial" w:hAnsi="Arial" w:cs="Arial" w:eastAsia="Arial"/>
                 <w:sz w:val="21"/>
                 <w:szCs w:val="21"/>
               </w:rPr>
@@ -259,7 +259,7 @@
             <w:pPr>
               <w:ind w:left="3"/>
               <w:rPr>
-                <w:rFonts w:ascii="Arial" w:hAnsi="Arial" w:cs="Arial"/>
+                <w:rFonts w:ascii="Arial" w:hAnsi="Arial" w:cs="Arial" w:eastAsia="Arial"/>
                 <w:b/>
                 <w:bCs/>
                 <w:sz w:val="21"/>
@@ -268,7 +268,7 @@
             </w:pPr>
             <w:r>
               <w:rPr>
-                <w:rFonts w:ascii="Arial" w:hAnsi="Arial" w:cs="Arial"/>
+                <w:rFonts w:ascii="Arial" w:hAnsi="Arial" w:cs="Arial" w:eastAsia="Arial"/>
                 <w:b/>
                 <w:bCs/>
                 <w:sz w:val="21"/>
@@ -291,7 +291,7 @@
           <w:p>
             <w:pPr>
               <w:rPr>
-                <w:rFonts w:ascii="Arial" w:hAnsi="Arial" w:cs="Arial"/>
+                <w:rFonts w:ascii="Arial" w:hAnsi="Arial" w:cs="Arial" w:eastAsia="Arial"/>
                 <w:sz w:val="21"/>
                 <w:szCs w:val="21"/>
               </w:rPr>
@@ -299,7 +299,7 @@
             <w:proofErr w:type="spellStart"/>
             <w:r>
               <w:rPr>
-                <w:rFonts w:ascii="Arial" w:hAnsi="Arial" w:cs="Arial"/>
+                <w:rFonts w:ascii="Arial" w:hAnsi="Arial" w:cs="Arial" w:eastAsia="Arial"/>
                 <w:sz w:val="21"/>
                 <w:szCs w:val="21"/>
               </w:rPr>
@@ -308,7 +308,7 @@
             <w:proofErr w:type="spellEnd"/>
             <w:r>
               <w:rPr>
-                <w:rFonts w:ascii="Arial" w:hAnsi="Arial" w:cs="Arial"/>
+                <w:rFonts w:ascii="Arial" w:hAnsi="Arial" w:cs="Arial" w:eastAsia="Arial"/>
                 <w:sz w:val="21"/>
                 <w:szCs w:val="21"/>
               </w:rPr>
@@ -335,7 +335,7 @@
             <w:pPr>
               <w:ind w:left="3"/>
               <w:rPr>
-                <w:rFonts w:ascii="Arial" w:hAnsi="Arial" w:cs="Arial"/>
+                <w:rFonts w:ascii="Arial" w:hAnsi="Arial" w:cs="Arial" w:eastAsia="Arial"/>
                 <w:b/>
                 <w:bCs/>
                 <w:sz w:val="21"/>
@@ -344,7 +344,7 @@
             </w:pPr>
             <w:r>
               <w:rPr>
-                <w:rFonts w:ascii="Arial" w:hAnsi="Arial" w:cs="Arial"/>
+                <w:rFonts w:ascii="Arial" w:hAnsi="Arial" w:cs="Arial" w:eastAsia="Arial"/>
                 <w:b/>
                 <w:bCs/>
                 <w:sz w:val="21"/>
@@ -367,7 +367,7 @@
           <w:p>
             <w:pPr>
               <w:rPr>
-                <w:rFonts w:ascii="Arial" w:hAnsi="Arial" w:cs="Arial"/>
+                <w:rFonts w:ascii="Arial" w:hAnsi="Arial" w:cs="Arial" w:eastAsia="Arial"/>
                 <w:sz w:val="21"/>
                 <w:szCs w:val="21"/>
               </w:rPr>
@@ -375,7 +375,7 @@
             <w:proofErr w:type="spellStart"/>
             <w:r>
               <w:rPr>
-                <w:rFonts w:ascii="Arial" w:hAnsi="Arial" w:cs="Arial"/>
+                <w:rFonts w:ascii="Arial" w:hAnsi="Arial" w:cs="Arial" w:eastAsia="Arial"/>
                 <w:sz w:val="21"/>
                 <w:szCs w:val="21"/>
               </w:rPr>
@@ -384,7 +384,7 @@
             <w:proofErr w:type="spellEnd"/>
             <w:r>
               <w:rPr>
-                <w:rFonts w:ascii="Arial" w:hAnsi="Arial" w:cs="Arial"/>
+                <w:rFonts w:ascii="Arial" w:hAnsi="Arial" w:cs="Arial" w:eastAsia="Arial"/>
                 <w:sz w:val="21"/>
                 <w:szCs w:val="21"/>
               </w:rPr>
@@ -411,7 +411,7 @@
             <w:pPr>
               <w:ind w:left="3"/>
               <w:rPr>
-                <w:rFonts w:ascii="Arial" w:hAnsi="Arial" w:cs="Arial"/>
+                <w:rFonts w:ascii="Arial" w:hAnsi="Arial" w:cs="Arial" w:eastAsia="Arial"/>
                 <w:b/>
                 <w:bCs/>
                 <w:sz w:val="21"/>
@@ -420,7 +420,7 @@
             </w:pPr>
             <w:r>
               <w:rPr>
-                <w:rFonts w:ascii="Arial" w:hAnsi="Arial" w:cs="Arial"/>
+                <w:rFonts w:ascii="Arial" w:hAnsi="Arial" w:cs="Arial" w:eastAsia="Arial"/>
                 <w:b/>
                 <w:bCs/>
                 <w:sz w:val="21"/>
@@ -443,7 +443,7 @@
           <w:p>
             <w:pPr>
               <w:rPr>
-                <w:rFonts w:ascii="Arial" w:hAnsi="Arial" w:cs="Arial"/>
+                <w:rFonts w:ascii="Arial" w:hAnsi="Arial" w:cs="Arial" w:eastAsia="Arial"/>
                 <w:sz w:val="21"/>
                 <w:szCs w:val="21"/>
               </w:rPr>
@@ -451,7 +451,7 @@
             <w:proofErr w:type="spellStart"/>
             <w:r>
               <w:rPr>
-                <w:rFonts w:ascii="Arial" w:hAnsi="Arial" w:cs="Arial"/>
+                <w:rFonts w:ascii="Arial" w:hAnsi="Arial" w:cs="Arial" w:eastAsia="Arial"/>
                 <w:sz w:val="21"/>
                 <w:szCs w:val="21"/>
               </w:rPr>
@@ -460,7 +460,7 @@
             <w:proofErr w:type="spellEnd"/>
             <w:r>
               <w:rPr>
-                <w:rFonts w:ascii="Arial" w:hAnsi="Arial" w:cs="Arial"/>
+                <w:rFonts w:ascii="Arial" w:hAnsi="Arial" w:cs="Arial" w:eastAsia="Arial"/>
                 <w:sz w:val="21"/>
                 <w:szCs w:val="21"/>
               </w:rPr>
@@ -469,7 +469,7 @@
             <w:proofErr w:type="gramStart"/>
             <w:r>
               <w:rPr>
-                <w:rFonts w:ascii="Arial" w:hAnsi="Arial" w:cs="Arial"/>
+                <w:rFonts w:ascii="Arial" w:hAnsi="Arial" w:cs="Arial" w:eastAsia="Arial"/>
                 <w:sz w:val="21"/>
                 <w:szCs w:val="21"/>
               </w:rPr>
@@ -478,7 +478,7 @@
             <w:proofErr w:type="gramEnd"/>
             <w:r>
               <w:rPr>
-                <w:rFonts w:ascii="Arial" w:hAnsi="Arial" w:cs="Arial"/>
+                <w:rFonts w:ascii="Arial" w:hAnsi="Arial" w:cs="Arial" w:eastAsia="Arial"/>
                 <w:sz w:val="21"/>
                 <w:szCs w:val="21"/>
               </w:rPr>
@@ -505,7 +505,7 @@
             <w:pPr>
               <w:ind w:left="3"/>
               <w:rPr>
-                <w:rFonts w:ascii="Arial" w:hAnsi="Arial" w:cs="Arial"/>
+                <w:rFonts w:ascii="Arial" w:hAnsi="Arial" w:cs="Arial" w:eastAsia="Arial"/>
                 <w:b/>
                 <w:bCs/>
                 <w:sz w:val="21"/>
@@ -514,7 +514,7 @@
             </w:pPr>
             <w:r>
               <w:rPr>
-                <w:rFonts w:ascii="Arial" w:hAnsi="Arial" w:cs="Arial"/>
+                <w:rFonts w:ascii="Arial" w:hAnsi="Arial" w:cs="Arial" w:eastAsia="Arial"/>
                 <w:b/>
                 <w:bCs/>
                 <w:sz w:val="21"/>
@@ -537,14 +537,14 @@
           <w:p>
             <w:pPr>
               <w:rPr>
-                <w:rFonts w:ascii="Arial" w:hAnsi="Arial" w:cs="Arial"/>
+                <w:rFonts w:ascii="Arial" w:hAnsi="Arial" w:cs="Arial" w:eastAsia="Arial"/>
                 <w:sz w:val="21"/>
                 <w:szCs w:val="21"/>
               </w:rPr>
             </w:pPr>
             <w:r>
               <w:rPr>
-                <w:rFonts w:ascii="Arial" w:hAnsi="Arial" w:cs="Arial"/>
+                <w:rFonts w:ascii="Arial" w:hAnsi="Arial" w:cs="Arial" w:eastAsia="Arial"/>
                 <w:sz w:val="21"/>
                 <w:szCs w:val="21"/>
               </w:rPr>
@@ -571,7 +571,7 @@
             <w:pPr>
               <w:ind w:left="3"/>
               <w:rPr>
-                <w:rFonts w:ascii="Arial" w:hAnsi="Arial" w:cs="Arial"/>
+                <w:rFonts w:ascii="Arial" w:hAnsi="Arial" w:cs="Arial" w:eastAsia="Arial"/>
                 <w:b/>
                 <w:bCs/>
                 <w:sz w:val="21"/>
@@ -580,7 +580,7 @@
             </w:pPr>
             <w:r>
               <w:rPr>
-                <w:rFonts w:ascii="Arial" w:hAnsi="Arial" w:cs="Arial"/>
+                <w:rFonts w:ascii="Arial" w:hAnsi="Arial" w:cs="Arial" w:eastAsia="Arial"/>
                 <w:b/>
                 <w:bCs/>
                 <w:sz w:val="21"/>
@@ -604,14 +604,14 @@
             <w:pPr>
               <w:spacing w:line="240" w:lineRule="auto"/>
               <w:rPr>
-                <w:rFonts w:ascii="Arial" w:eastAsia="Times New Roman" w:hAnsi="Arial" w:cs="Arial"/>
+                <w:rFonts w:ascii="Arial" w:hAnsi="Arial" w:cs="Arial" w:eastAsia="Arial"/>
                 <w:sz w:val="21"/>
                 <w:szCs w:val="21"/>
               </w:rPr>
             </w:pPr>
             <w:r>
               <w:rPr>
-                <w:rFonts w:ascii="Arial" w:hAnsi="Arial" w:cs="Arial"/>
+                <w:rFonts w:ascii="Arial" w:hAnsi="Arial" w:cs="Arial" w:eastAsia="Arial"/>
                 <w:sz w:val="21"/>
                 <w:szCs w:val="21"/>
               </w:rPr>
@@ -621,7 +621,7 @@
           <w:p>
             <w:pPr>
               <w:rPr>
-                <w:rFonts w:ascii="Arial" w:hAnsi="Arial" w:cs="Arial"/>
+                <w:rFonts w:ascii="Arial" w:hAnsi="Arial" w:cs="Arial" w:eastAsia="Arial"/>
                 <w:sz w:val="21"/>
                 <w:szCs w:val="21"/>
               </w:rPr>
@@ -647,7 +647,7 @@
             <w:pPr>
               <w:ind w:left="3"/>
               <w:rPr>
-                <w:rFonts w:ascii="Arial" w:hAnsi="Arial" w:cs="Arial"/>
+                <w:rFonts w:ascii="Arial" w:hAnsi="Arial" w:cs="Arial" w:eastAsia="Arial"/>
                 <w:b/>
                 <w:bCs/>
                 <w:sz w:val="21"/>
@@ -656,7 +656,7 @@
             </w:pPr>
             <w:r>
               <w:rPr>
-                <w:rFonts w:ascii="Arial" w:hAnsi="Arial" w:cs="Arial"/>
+                <w:rFonts w:ascii="Arial" w:hAnsi="Arial" w:cs="Arial" w:eastAsia="Arial"/>
                 <w:b/>
                 <w:bCs/>
                 <w:sz w:val="21"/>
@@ -680,14 +680,14 @@
             <w:pPr>
               <w:spacing w:line="240" w:lineRule="auto"/>
               <w:rPr>
-                <w:rFonts w:ascii="Arial" w:hAnsi="Arial" w:cs="Arial"/>
+                <w:rFonts w:ascii="Arial" w:hAnsi="Arial" w:cs="Arial" w:eastAsia="Arial"/>
                 <w:sz w:val="21"/>
                 <w:szCs w:val="21"/>
               </w:rPr>
             </w:pPr>
             <w:r>
               <w:rPr>
-                <w:rFonts w:ascii="Arial" w:hAnsi="Arial" w:cs="Arial"/>
+                <w:rFonts w:ascii="Arial" w:hAnsi="Arial" w:cs="Arial" w:eastAsia="Arial"/>
                 <w:sz w:val="21"/>
                 <w:szCs w:val="21"/>
               </w:rPr>
@@ -714,7 +714,7 @@
             <w:pPr>
               <w:ind w:left="3"/>
               <w:rPr>
-                <w:rFonts w:ascii="Arial" w:hAnsi="Arial" w:cs="Arial"/>
+                <w:rFonts w:ascii="Arial" w:hAnsi="Arial" w:cs="Arial" w:eastAsia="Arial"/>
                 <w:b/>
                 <w:bCs/>
                 <w:sz w:val="21"/>
@@ -723,7 +723,7 @@
             </w:pPr>
             <w:r>
               <w:rPr>
-                <w:rFonts w:ascii="Arial" w:hAnsi="Arial" w:cs="Arial"/>
+                <w:rFonts w:ascii="Arial" w:hAnsi="Arial" w:cs="Arial" w:eastAsia="Arial"/>
                 <w:b/>
                 <w:bCs/>
                 <w:sz w:val="21"/>
@@ -747,14 +747,14 @@
             <w:pPr>
               <w:spacing w:line="240" w:lineRule="auto"/>
               <w:rPr>
-                <w:rFonts w:ascii="Arial" w:hAnsi="Arial" w:cs="Arial"/>
+                <w:rFonts w:ascii="Arial" w:hAnsi="Arial" w:cs="Arial" w:eastAsia="Arial"/>
                 <w:sz w:val="21"/>
                 <w:szCs w:val="21"/>
               </w:rPr>
             </w:pPr>
             <w:r>
               <w:rPr>
-                <w:rFonts w:ascii="Arial" w:hAnsi="Arial" w:cs="Arial"/>
+                <w:rFonts w:ascii="Arial" w:hAnsi="Arial" w:cs="Arial" w:eastAsia="Arial"/>
                 <w:sz w:val="21"/>
                 <w:szCs w:val="21"/>
               </w:rPr>
@@ -762,7 +762,7 @@
             </w:r>
             <w:r>
               <w:rPr>
-                <w:rFonts w:ascii="Arial" w:hAnsi="Arial" w:cs="Arial"/>
+                <w:rFonts w:ascii="Arial" w:hAnsi="Arial" w:cs="Arial" w:eastAsia="Arial"/>
                 <w:sz w:val="21"/>
                 <w:szCs w:val="21"/>
               </w:rPr>
@@ -788,10 +788,10 @@
   <w:docDefaults>
     <w:rPrDefault>
       <w:rPr>
-        <w:rFonts w:asciiTheme="minorHAnsi" w:eastAsiaTheme="minorHAnsi" w:hAnsiTheme="minorHAnsi" w:cstheme="minorBidi"/>
+        <w:rFonts w:ascii="Arial" w:hAnsi="Arial" w:cs="Arial" w:eastAsia="Arial"/>
         <w:kern w:val="2"/>
-        <w:sz w:val="24"/>
-        <w:szCs w:val="24"/>
+        <w:sz w:val="21"/>
+        <w:szCs w:val="21"/>
         <w:lang w:val="en-IN" w:eastAsia="en-US" w:bidi="ar-SA"/>
         <w14:ligatures w14:val="standardContextual"/>
       </w:rPr>
@@ -1188,9 +1188,9 @@
       <w:spacing w:line="259" w:lineRule="auto"/>
     </w:pPr>
     <w:rPr>
-      <w:rFonts w:ascii="Calibri" w:eastAsia="Calibri" w:hAnsi="Calibri" w:cs="Calibri"/>
+      <w:rFonts w:ascii="Arial" w:hAnsi="Arial" w:cs="Arial" w:eastAsia="Arial"/>
       <w:color w:val="000000"/>
-      <w:sz w:val="22"/>
+      <w:sz w:val="21"/>
       <w:lang w:eastAsia="en-IN"/>
     </w:rPr>
   </w:style>
@@ -1209,10 +1209,10 @@
       <w:outlineLvl w:val="0"/>
     </w:pPr>
     <w:rPr>
-      <w:rFonts w:asciiTheme="majorHAnsi" w:eastAsiaTheme="majorEastAsia" w:hAnsiTheme="majorHAnsi" w:cstheme="majorBidi"/>
+      <w:rFonts w:ascii="Arial" w:hAnsi="Arial" w:cs="Arial" w:eastAsia="Arial"/>
       <w:color w:val="0F4761" w:themeColor="accent1" w:themeShade="BF"/>
-      <w:sz w:val="40"/>
-      <w:szCs w:val="40"/>
+      <w:sz w:val="21"/>
+      <w:szCs w:val="21"/>
       <w:lang w:eastAsia="en-US"/>
     </w:rPr>
   </w:style>
@@ -1233,10 +1233,10 @@
       <w:outlineLvl w:val="1"/>
     </w:pPr>
     <w:rPr>
-      <w:rFonts w:asciiTheme="majorHAnsi" w:eastAsiaTheme="majorEastAsia" w:hAnsiTheme="majorHAnsi" w:cstheme="majorBidi"/>
+      <w:rFonts w:ascii="Arial" w:hAnsi="Arial" w:cs="Arial" w:eastAsia="Arial"/>
       <w:color w:val="0F4761" w:themeColor="accent1" w:themeShade="BF"/>
-      <w:sz w:val="32"/>
-      <w:szCs w:val="32"/>
+      <w:sz w:val="21"/>
+      <w:szCs w:val="21"/>
       <w:lang w:eastAsia="en-US"/>
     </w:rPr>
   </w:style>
@@ -1257,10 +1257,10 @@
       <w:outlineLvl w:val="2"/>
     </w:pPr>
     <w:rPr>
-      <w:rFonts w:asciiTheme="minorHAnsi" w:eastAsiaTheme="majorEastAsia" w:hAnsiTheme="minorHAnsi" w:cstheme="majorBidi"/>
+      <w:rFonts w:ascii="Arial" w:hAnsi="Arial" w:cs="Arial" w:eastAsia="Arial"/>
       <w:color w:val="0F4761" w:themeColor="accent1" w:themeShade="BF"/>
-      <w:sz w:val="28"/>
-      <w:szCs w:val="28"/>
+      <w:sz w:val="21"/>
+      <w:szCs w:val="21"/>
       <w:lang w:eastAsia="en-US"/>
     </w:rPr>
   </w:style>
@@ -1281,11 +1281,11 @@
       <w:outlineLvl w:val="3"/>
     </w:pPr>
     <w:rPr>
-      <w:rFonts w:asciiTheme="minorHAnsi" w:eastAsiaTheme="majorEastAsia" w:hAnsiTheme="minorHAnsi" w:cstheme="majorBidi"/>
+      <w:rFonts w:ascii="Arial" w:hAnsi="Arial" w:cs="Arial" w:eastAsia="Arial"/>
       <w:i/>
       <w:iCs/>
       <w:color w:val="0F4761" w:themeColor="accent1" w:themeShade="BF"/>
-      <w:sz w:val="24"/>
+      <w:sz w:val="21"/>
       <w:lang w:eastAsia="en-US"/>
     </w:rPr>
   </w:style>
@@ -1306,9 +1306,9 @@
       <w:outlineLvl w:val="4"/>
     </w:pPr>
     <w:rPr>
-      <w:rFonts w:asciiTheme="minorHAnsi" w:eastAsiaTheme="majorEastAsia" w:hAnsiTheme="minorHAnsi" w:cstheme="majorBidi"/>
+      <w:rFonts w:ascii="Arial" w:hAnsi="Arial" w:cs="Arial" w:eastAsia="Arial"/>
       <w:color w:val="0F4761" w:themeColor="accent1" w:themeShade="BF"/>
-      <w:sz w:val="24"/>
+      <w:sz w:val="21"/>
       <w:lang w:eastAsia="en-US"/>
     </w:rPr>
   </w:style>
@@ -1329,11 +1329,11 @@
       <w:outlineLvl w:val="5"/>
     </w:pPr>
     <w:rPr>
-      <w:rFonts w:asciiTheme="minorHAnsi" w:eastAsiaTheme="majorEastAsia" w:hAnsiTheme="minorHAnsi" w:cstheme="majorBidi"/>
+      <w:rFonts w:ascii="Arial" w:hAnsi="Arial" w:cs="Arial" w:eastAsia="Arial"/>
       <w:i/>
       <w:iCs/>
       <w:color w:val="595959" w:themeColor="text1" w:themeTint="A6"/>
-      <w:sz w:val="24"/>
+      <w:sz w:val="21"/>
       <w:lang w:eastAsia="en-US"/>
     </w:rPr>
   </w:style>
@@ -1354,9 +1354,9 @@
       <w:outlineLvl w:val="6"/>
     </w:pPr>
     <w:rPr>
-      <w:rFonts w:asciiTheme="minorHAnsi" w:eastAsiaTheme="majorEastAsia" w:hAnsiTheme="minorHAnsi" w:cstheme="majorBidi"/>
+      <w:rFonts w:ascii="Arial" w:hAnsi="Arial" w:cs="Arial" w:eastAsia="Arial"/>
       <w:color w:val="595959" w:themeColor="text1" w:themeTint="A6"/>
-      <w:sz w:val="24"/>
+      <w:sz w:val="21"/>
       <w:lang w:eastAsia="en-US"/>
     </w:rPr>
   </w:style>
@@ -1377,11 +1377,11 @@
       <w:outlineLvl w:val="7"/>
     </w:pPr>
     <w:rPr>
-      <w:rFonts w:asciiTheme="minorHAnsi" w:eastAsiaTheme="majorEastAsia" w:hAnsiTheme="minorHAnsi" w:cstheme="majorBidi"/>
+      <w:rFonts w:ascii="Arial" w:hAnsi="Arial" w:cs="Arial" w:eastAsia="Arial"/>
       <w:i/>
       <w:iCs/>
       <w:color w:val="272727" w:themeColor="text1" w:themeTint="D8"/>
-      <w:sz w:val="24"/>
+      <w:sz w:val="21"/>
       <w:lang w:eastAsia="en-US"/>
     </w:rPr>
   </w:style>
@@ -1402,9 +1402,9 @@
       <w:outlineLvl w:val="8"/>
     </w:pPr>
     <w:rPr>
-      <w:rFonts w:asciiTheme="minorHAnsi" w:eastAsiaTheme="majorEastAsia" w:hAnsiTheme="minorHAnsi" w:cstheme="majorBidi"/>
+      <w:rFonts w:ascii="Arial" w:hAnsi="Arial" w:cs="Arial" w:eastAsia="Arial"/>
       <w:color w:val="272727" w:themeColor="text1" w:themeTint="D8"/>
-      <w:sz w:val="24"/>
+      <w:sz w:val="21"/>
       <w:lang w:eastAsia="en-US"/>
     </w:rPr>
   </w:style>
@@ -1442,10 +1442,10 @@
     <w:uiPriority w:val="9"/>
     <w:rsid w:val="00C44E90"/>
     <w:rPr>
-      <w:rFonts w:asciiTheme="majorHAnsi" w:eastAsiaTheme="majorEastAsia" w:hAnsiTheme="majorHAnsi" w:cstheme="majorBidi"/>
+      <w:rFonts w:ascii="Arial" w:hAnsi="Arial" w:cs="Arial" w:eastAsia="Arial"/>
       <w:color w:val="0F4761" w:themeColor="accent1" w:themeShade="BF"/>
-      <w:sz w:val="40"/>
-      <w:szCs w:val="40"/>
+      <w:sz w:val="21"/>
+      <w:szCs w:val="21"/>
     </w:rPr>
   </w:style>
   <w:style w:type="character" w:customStyle="1" w:styleId="Heading2Char">
@@ -1456,10 +1456,10 @@
     <w:semiHidden/>
     <w:rsid w:val="00C44E90"/>
     <w:rPr>
-      <w:rFonts w:asciiTheme="majorHAnsi" w:eastAsiaTheme="majorEastAsia" w:hAnsiTheme="majorHAnsi" w:cstheme="majorBidi"/>
+      <w:rFonts w:ascii="Arial" w:hAnsi="Arial" w:cs="Arial" w:eastAsia="Arial"/>
       <w:color w:val="0F4761" w:themeColor="accent1" w:themeShade="BF"/>
-      <w:sz w:val="32"/>
-      <w:szCs w:val="32"/>
+      <w:sz w:val="21"/>
+      <w:szCs w:val="21"/>
     </w:rPr>
   </w:style>
   <w:style w:type="character" w:customStyle="1" w:styleId="Heading3Char">
@@ -1470,10 +1470,10 @@
     <w:semiHidden/>
     <w:rsid w:val="00C44E90"/>
     <w:rPr>
-      <w:rFonts w:eastAsiaTheme="majorEastAsia" w:cstheme="majorBidi"/>
+      <w:rFonts w:ascii="Arial" w:hAnsi="Arial" w:cs="Arial" w:eastAsia="Arial"/>
       <w:color w:val="0F4761" w:themeColor="accent1" w:themeShade="BF"/>
-      <w:sz w:val="28"/>
-      <w:szCs w:val="28"/>
+      <w:sz w:val="21"/>
+      <w:szCs w:val="21"/>
     </w:rPr>
   </w:style>
   <w:style w:type="character" w:customStyle="1" w:styleId="Heading4Char">
@@ -1484,7 +1484,7 @@
     <w:semiHidden/>
     <w:rsid w:val="00C44E90"/>
     <w:rPr>
-      <w:rFonts w:eastAsiaTheme="majorEastAsia" w:cstheme="majorBidi"/>
+      <w:rFonts w:ascii="Arial" w:hAnsi="Arial" w:cs="Arial" w:eastAsia="Arial"/>
       <w:i/>
       <w:iCs/>
       <w:color w:val="0F4761" w:themeColor="accent1" w:themeShade="BF"/>
@@ -1498,7 +1498,7 @@
     <w:semiHidden/>
     <w:rsid w:val="00C44E90"/>
     <w:rPr>
-      <w:rFonts w:eastAsiaTheme="majorEastAsia" w:cstheme="majorBidi"/>
+      <w:rFonts w:ascii="Arial" w:hAnsi="Arial" w:cs="Arial" w:eastAsia="Arial"/>
       <w:color w:val="0F4761" w:themeColor="accent1" w:themeShade="BF"/>
     </w:rPr>
   </w:style>
@@ -1510,7 +1510,7 @@
     <w:semiHidden/>
     <w:rsid w:val="00C44E90"/>
     <w:rPr>
-      <w:rFonts w:eastAsiaTheme="majorEastAsia" w:cstheme="majorBidi"/>
+      <w:rFonts w:ascii="Arial" w:hAnsi="Arial" w:cs="Arial" w:eastAsia="Arial"/>
       <w:i/>
       <w:iCs/>
       <w:color w:val="595959" w:themeColor="text1" w:themeTint="A6"/>
@@ -1524,7 +1524,7 @@
     <w:semiHidden/>
     <w:rsid w:val="00C44E90"/>
     <w:rPr>
-      <w:rFonts w:eastAsiaTheme="majorEastAsia" w:cstheme="majorBidi"/>
+      <w:rFonts w:ascii="Arial" w:hAnsi="Arial" w:cs="Arial" w:eastAsia="Arial"/>
       <w:color w:val="595959" w:themeColor="text1" w:themeTint="A6"/>
     </w:rPr>
   </w:style>
@@ -1536,7 +1536,7 @@
     <w:semiHidden/>
     <w:rsid w:val="00C44E90"/>
     <w:rPr>
-      <w:rFonts w:eastAsiaTheme="majorEastAsia" w:cstheme="majorBidi"/>
+      <w:rFonts w:ascii="Arial" w:hAnsi="Arial" w:cs="Arial" w:eastAsia="Arial"/>
       <w:i/>
       <w:iCs/>
       <w:color w:val="272727" w:themeColor="text1" w:themeTint="D8"/>
@@ -1550,7 +1550,7 @@
     <w:semiHidden/>
     <w:rsid w:val="00C44E90"/>
     <w:rPr>
-      <w:rFonts w:eastAsiaTheme="majorEastAsia" w:cstheme="majorBidi"/>
+      <w:rFonts w:ascii="Arial" w:hAnsi="Arial" w:cs="Arial" w:eastAsia="Arial"/>
       <w:color w:val="272727" w:themeColor="text1" w:themeTint="D8"/>
     </w:rPr>
   </w:style>
@@ -1567,12 +1567,12 @@
       <w:contextualSpacing/>
     </w:pPr>
     <w:rPr>
-      <w:rFonts w:asciiTheme="majorHAnsi" w:eastAsiaTheme="majorEastAsia" w:hAnsiTheme="majorHAnsi" w:cstheme="majorBidi"/>
+      <w:rFonts w:ascii="Arial" w:hAnsi="Arial" w:cs="Arial" w:eastAsia="Arial"/>
       <w:color w:val="auto"/>
       <w:spacing w:val="-10"/>
       <w:kern w:val="28"/>
-      <w:sz w:val="56"/>
-      <w:szCs w:val="56"/>
+      <w:sz w:val="21"/>
+      <w:szCs w:val="21"/>
       <w:lang w:eastAsia="en-US"/>
     </w:rPr>
   </w:style>
@@ -1583,11 +1583,11 @@
     <w:uiPriority w:val="10"/>
     <w:rsid w:val="00C44E90"/>
     <w:rPr>
-      <w:rFonts w:asciiTheme="majorHAnsi" w:eastAsiaTheme="majorEastAsia" w:hAnsiTheme="majorHAnsi" w:cstheme="majorBidi"/>
+      <w:rFonts w:ascii="Arial" w:hAnsi="Arial" w:cs="Arial" w:eastAsia="Arial"/>
       <w:spacing w:val="-10"/>
       <w:kern w:val="28"/>
-      <w:sz w:val="56"/>
-      <w:szCs w:val="56"/>
+      <w:sz w:val="21"/>
+      <w:szCs w:val="21"/>
     </w:rPr>
   </w:style>
   <w:style w:type="paragraph" w:styleId="Subtitle">
@@ -1605,11 +1605,11 @@
       <w:spacing w:line="278" w:lineRule="auto"/>
     </w:pPr>
     <w:rPr>
-      <w:rFonts w:asciiTheme="minorHAnsi" w:eastAsiaTheme="majorEastAsia" w:hAnsiTheme="minorHAnsi" w:cstheme="majorBidi"/>
+      <w:rFonts w:ascii="Arial" w:hAnsi="Arial" w:cs="Arial" w:eastAsia="Arial"/>
       <w:color w:val="595959" w:themeColor="text1" w:themeTint="A6"/>
       <w:spacing w:val="15"/>
-      <w:sz w:val="28"/>
-      <w:szCs w:val="28"/>
+      <w:sz w:val="21"/>
+      <w:szCs w:val="21"/>
       <w:lang w:eastAsia="en-US"/>
     </w:rPr>
   </w:style>
@@ -1620,11 +1620,11 @@
     <w:uiPriority w:val="11"/>
     <w:rsid w:val="00C44E90"/>
     <w:rPr>
-      <w:rFonts w:eastAsiaTheme="majorEastAsia" w:cstheme="majorBidi"/>
+      <w:rFonts w:ascii="Arial" w:hAnsi="Arial" w:cs="Arial" w:eastAsia="Arial"/>
       <w:color w:val="595959" w:themeColor="text1" w:themeTint="A6"/>
       <w:spacing w:val="15"/>
-      <w:sz w:val="28"/>
-      <w:szCs w:val="28"/>
+      <w:sz w:val="21"/>
+      <w:szCs w:val="21"/>
     </w:rPr>
   </w:style>
   <w:style w:type="paragraph" w:styleId="Quote">
@@ -1640,11 +1640,11 @@
       <w:jc w:val="center"/>
     </w:pPr>
     <w:rPr>
-      <w:rFonts w:asciiTheme="minorHAnsi" w:eastAsiaTheme="minorHAnsi" w:hAnsiTheme="minorHAnsi" w:cstheme="minorBidi"/>
+      <w:rFonts w:ascii="Arial" w:hAnsi="Arial" w:cs="Arial" w:eastAsia="Arial"/>
       <w:i/>
       <w:iCs/>
       <w:color w:val="404040" w:themeColor="text1" w:themeTint="BF"/>
-      <w:sz w:val="24"/>
+      <w:sz w:val="21"/>
       <w:lang w:eastAsia="en-US"/>
     </w:rPr>
   </w:style>
@@ -1672,9 +1672,9 @@
       <w:contextualSpacing/>
     </w:pPr>
     <w:rPr>
-      <w:rFonts w:asciiTheme="minorHAnsi" w:eastAsiaTheme="minorHAnsi" w:hAnsiTheme="minorHAnsi" w:cstheme="minorBidi"/>
+      <w:rFonts w:ascii="Arial" w:hAnsi="Arial" w:cs="Arial" w:eastAsia="Arial"/>
       <w:color w:val="auto"/>
-      <w:sz w:val="24"/>
+      <w:sz w:val="21"/>
       <w:lang w:eastAsia="en-US"/>
     </w:rPr>
   </w:style>
@@ -1708,11 +1708,11 @@
       <w:jc w:val="center"/>
     </w:pPr>
     <w:rPr>
-      <w:rFonts w:asciiTheme="minorHAnsi" w:eastAsiaTheme="minorHAnsi" w:hAnsiTheme="minorHAnsi" w:cstheme="minorBidi"/>
+      <w:rFonts w:ascii="Arial" w:hAnsi="Arial" w:cs="Arial" w:eastAsia="Arial"/>
       <w:i/>
       <w:iCs/>
       <w:color w:val="0F4761" w:themeColor="accent1" w:themeShade="BF"/>
-      <w:sz w:val="24"/>
+      <w:sz w:val="21"/>
       <w:lang w:eastAsia="en-US"/>
     </w:rPr>
   </w:style>
@@ -1749,7 +1749,7 @@
       <w:spacing w:after="0" w:line="240" w:lineRule="auto"/>
     </w:pPr>
     <w:rPr>
-      <w:rFonts w:eastAsiaTheme="minorEastAsia"/>
+      <w:rFonts w:ascii="Arial" w:hAnsi="Arial" w:cs="Arial" w:eastAsia="Arial"/>
       <w:lang w:eastAsia="en-IN"/>
     </w:rPr>
     <w:tblPr>
